--- a/Disaster_Management_AI_Project_Report.docx
+++ b/Disaster_Management_AI_Project_Report.docx
@@ -4,7 +4,7 @@
   <w:body>
     <w:p>
       <w:pPr>
-        <w:spacing w:before="0" w:after="80"/>
+        <w:spacing w:after="80"/>
       </w:pPr>
       <w:r>
         <w:rPr>
@@ -159,7 +159,7 @@
                 <w:color w:val="0F172A"/>
                 <w:sz w:val="20"/>
               </w:rPr>
-              <w:t>Research &amp; Development Phase:</w:t>
+              <w:t>Development Period:</w:t>
             </w:r>
           </w:p>
         </w:tc>
@@ -272,9 +272,6 @@
             <w:shd w:fill="0F172A"/>
           </w:tcPr>
           <w:p>
-            <w:pPr>
-              <w:jc w:val="left"/>
-            </w:pPr>
             <w:r>
               <w:rPr>
                 <w:rFonts w:ascii="Arial" w:hAnsi="Arial"/>
@@ -292,9 +289,6 @@
             <w:shd w:fill="0F172A"/>
           </w:tcPr>
           <w:p>
-            <w:pPr>
-              <w:jc w:val="left"/>
-            </w:pPr>
             <w:r>
               <w:rPr>
                 <w:rFonts w:ascii="Arial" w:hAnsi="Arial"/>
@@ -312,9 +306,6 @@
             <w:shd w:fill="0F172A"/>
           </w:tcPr>
           <w:p>
-            <w:pPr>
-              <w:jc w:val="left"/>
-            </w:pPr>
             <w:r>
               <w:rPr>
                 <w:rFonts w:ascii="Arial" w:hAnsi="Arial"/>
@@ -332,9 +323,6 @@
             <w:shd w:fill="0F172A"/>
           </w:tcPr>
           <w:p>
-            <w:pPr>
-              <w:jc w:val="left"/>
-            </w:pPr>
             <w:r>
               <w:rPr>
                 <w:rFonts w:ascii="Arial" w:hAnsi="Arial"/>
@@ -699,7 +687,7 @@
           <w:color w:val="0F172A"/>
           <w:sz w:val="32"/>
         </w:rPr>
-        <w:t>3. Core Research Strategy: Track C + Track D Synergy</w:t>
+        <w:t>3. The Four Core Pillars of the Project Architecture</w:t>
       </w:r>
     </w:p>
     <w:p>
@@ -712,7 +700,261 @@
           <w:color w:val="334155"/>
           <w:sz w:val="22"/>
         </w:rPr>
-        <w:t>Out of seven research tracks evaluated in the study, Combination #2 (Track C + Track D) was selected as the optimal winning approach:</w:t>
+        <w:t>The complete system is organized into four modular, interconnected pillars:</w:t>
+      </w:r>
+    </w:p>
+    <w:p>
+      <w:pPr>
+        <w:spacing w:before="280" w:after="80"/>
+      </w:pPr>
+      <w:r>
+        <w:rPr>
+          <w:rFonts w:ascii="Arial" w:hAnsi="Arial"/>
+          <w:b/>
+          <w:color w:val="1E3A8A"/>
+          <w:sz w:val="26"/>
+        </w:rPr>
+        <w:t>Pillar 1: Mobile App (Frontend)</w:t>
+      </w:r>
+    </w:p>
+    <w:p>
+      <w:pPr>
+        <w:pStyle w:val="ListBullet"/>
+        <w:spacing w:after="60" w:line="276" w:lineRule="auto"/>
+      </w:pPr>
+      <w:r>
+        <w:rPr>
+          <w:rFonts w:ascii="Calibri" w:hAnsi="Calibri"/>
+          <w:b/>
+          <w:color w:val="0F172A"/>
+          <w:sz w:val="22"/>
+        </w:rPr>
+        <w:t>Technologies:</w:t>
+      </w:r>
+      <w:r>
+        <w:rPr>
+          <w:rFonts w:ascii="Calibri" w:hAnsi="Calibri"/>
+          <w:color w:val="334155"/>
+          <w:sz w:val="22"/>
+        </w:rPr>
+        <w:t xml:space="preserve"> React Native (Expo SDK 50+), TypeScript, react-native-maps, expo-location, expo-notifications, expo-sqlite, Zustand.</w:t>
+      </w:r>
+    </w:p>
+    <w:p>
+      <w:pPr>
+        <w:pStyle w:val="ListBullet"/>
+        <w:spacing w:after="60" w:line="276" w:lineRule="auto"/>
+      </w:pPr>
+      <w:r>
+        <w:rPr>
+          <w:rFonts w:ascii="Calibri" w:hAnsi="Calibri"/>
+          <w:b/>
+          <w:color w:val="0F172A"/>
+          <w:sz w:val="22"/>
+        </w:rPr>
+        <w:t>Responsibilities:</w:t>
+      </w:r>
+      <w:r>
+        <w:rPr>
+          <w:rFonts w:ascii="Calibri" w:hAnsi="Calibri"/>
+          <w:color w:val="334155"/>
+          <w:sz w:val="22"/>
+        </w:rPr>
+        <w:t xml:space="preserve"> Interactive hazard map rendering GNN prediction polygons (red overlay) and evacuation polylines (green safe path). Dual user interfaces for Control Room Admin and Civilian Evacuee. High-priority push notifications breaking through silent mode. Offline emergency mode with local SQLite map caching and SMS fallback broadcast.</w:t>
+      </w:r>
+    </w:p>
+    <w:p>
+      <w:pPr>
+        <w:spacing w:before="280" w:after="80"/>
+      </w:pPr>
+      <w:r>
+        <w:rPr>
+          <w:rFonts w:ascii="Arial" w:hAnsi="Arial"/>
+          <w:b/>
+          <w:color w:val="1E3A8A"/>
+          <w:sz w:val="26"/>
+        </w:rPr>
+        <w:t>Pillar 2: Machine Learning Engine (ML)</w:t>
+      </w:r>
+    </w:p>
+    <w:p>
+      <w:pPr>
+        <w:pStyle w:val="ListBullet"/>
+        <w:spacing w:after="60" w:line="276" w:lineRule="auto"/>
+      </w:pPr>
+      <w:r>
+        <w:rPr>
+          <w:rFonts w:ascii="Calibri" w:hAnsi="Calibri"/>
+          <w:b/>
+          <w:color w:val="0F172A"/>
+          <w:sz w:val="22"/>
+        </w:rPr>
+        <w:t>Technologies:</w:t>
+      </w:r>
+      <w:r>
+        <w:rPr>
+          <w:rFonts w:ascii="Calibri" w:hAnsi="Calibri"/>
+          <w:color w:val="334155"/>
+          <w:sz w:val="22"/>
+        </w:rPr>
+        <w:t xml:space="preserve"> PyTorch Geometric (PyG), PyTorch, Scikit-learn, Pandas, GeoPandas.</w:t>
+      </w:r>
+    </w:p>
+    <w:p>
+      <w:pPr>
+        <w:pStyle w:val="ListBullet"/>
+        <w:spacing w:after="60" w:line="276" w:lineRule="auto"/>
+      </w:pPr>
+      <w:r>
+        <w:rPr>
+          <w:rFonts w:ascii="Calibri" w:hAnsi="Calibri"/>
+          <w:b/>
+          <w:color w:val="0F172A"/>
+          <w:sz w:val="22"/>
+        </w:rPr>
+        <w:t>Responsibilities:</w:t>
+      </w:r>
+      <w:r>
+        <w:rPr>
+          <w:rFonts w:ascii="Calibri" w:hAnsi="Calibri"/>
+          <w:color w:val="334155"/>
+          <w:sz w:val="22"/>
+        </w:rPr>
+        <w:t xml:space="preserve"> Graph neural network (GAT/Temporal GNN) predicting secondary cascade hazards (e.g., Flood → Landslide) with 6–12 hour lead times. Automated feature engineering extracting 24h rainfall intensity, river gauge levels, soil saturation, and slope angles.</w:t>
+      </w:r>
+    </w:p>
+    <w:p>
+      <w:pPr>
+        <w:spacing w:before="280" w:after="80"/>
+      </w:pPr>
+      <w:r>
+        <w:rPr>
+          <w:rFonts w:ascii="Arial" w:hAnsi="Arial"/>
+          <w:b/>
+          <w:color w:val="1E3A8A"/>
+          <w:sz w:val="26"/>
+        </w:rPr>
+        <w:t>Pillar 3: Backend Server &amp; Optimization Engine (Backend)</w:t>
+      </w:r>
+    </w:p>
+    <w:p>
+      <w:pPr>
+        <w:pStyle w:val="ListBullet"/>
+        <w:spacing w:after="60" w:line="276" w:lineRule="auto"/>
+      </w:pPr>
+      <w:r>
+        <w:rPr>
+          <w:rFonts w:ascii="Calibri" w:hAnsi="Calibri"/>
+          <w:b/>
+          <w:color w:val="0F172A"/>
+          <w:sz w:val="22"/>
+        </w:rPr>
+        <w:t>Technologies:</w:t>
+      </w:r>
+      <w:r>
+        <w:rPr>
+          <w:rFonts w:ascii="Calibri" w:hAnsi="Calibri"/>
+          <w:color w:val="334155"/>
+          <w:sz w:val="22"/>
+        </w:rPr>
+        <w:t xml:space="preserve"> Python FastAPI, Uvicorn, Google OR-Tools, NetworkX, Pydantic.</w:t>
+      </w:r>
+    </w:p>
+    <w:p>
+      <w:pPr>
+        <w:pStyle w:val="ListBullet"/>
+        <w:spacing w:after="60" w:line="276" w:lineRule="auto"/>
+      </w:pPr>
+      <w:r>
+        <w:rPr>
+          <w:rFonts w:ascii="Calibri" w:hAnsi="Calibri"/>
+          <w:b/>
+          <w:color w:val="0F172A"/>
+          <w:sz w:val="22"/>
+        </w:rPr>
+        <w:t>Responsibilities:</w:t>
+      </w:r>
+      <w:r>
+        <w:rPr>
+          <w:rFonts w:ascii="Calibri" w:hAnsi="Calibri"/>
+          <w:color w:val="334155"/>
+          <w:sz w:val="22"/>
+        </w:rPr>
+        <w:t xml:space="preserve"> REST API endpoints (/api/predict-cascade, /api/evacuation-route, /api/shelters). OR-Tools dynamic route solver applying travel penalties to hazard-stricken roads. Automated background scrapers pulling live IMD weather and CWC river discharge feeds.</w:t>
+      </w:r>
+    </w:p>
+    <w:p>
+      <w:pPr>
+        <w:spacing w:before="280" w:after="80"/>
+      </w:pPr>
+      <w:r>
+        <w:rPr>
+          <w:rFonts w:ascii="Arial" w:hAnsi="Arial"/>
+          <w:b/>
+          <w:color w:val="1E3A8A"/>
+          <w:sz w:val="26"/>
+        </w:rPr>
+        <w:t>Pillar 4: Spatial Database &amp; GIS Data Layer (Database)</w:t>
+      </w:r>
+    </w:p>
+    <w:p>
+      <w:pPr>
+        <w:pStyle w:val="ListBullet"/>
+        <w:spacing w:after="60" w:line="276" w:lineRule="auto"/>
+      </w:pPr>
+      <w:r>
+        <w:rPr>
+          <w:rFonts w:ascii="Calibri" w:hAnsi="Calibri"/>
+          <w:b/>
+          <w:color w:val="0F172A"/>
+          <w:sz w:val="22"/>
+        </w:rPr>
+        <w:t>Technologies:</w:t>
+      </w:r>
+      <w:r>
+        <w:rPr>
+          <w:rFonts w:ascii="Calibri" w:hAnsi="Calibri"/>
+          <w:color w:val="334155"/>
+          <w:sz w:val="22"/>
+        </w:rPr>
+        <w:t xml:space="preserve"> PostgreSQL with PostGIS extension, OpenStreetMap (OSM) road graph data.</w:t>
+      </w:r>
+    </w:p>
+    <w:p>
+      <w:pPr>
+        <w:pStyle w:val="ListBullet"/>
+        <w:spacing w:after="60" w:line="276" w:lineRule="auto"/>
+      </w:pPr>
+      <w:r>
+        <w:rPr>
+          <w:rFonts w:ascii="Calibri" w:hAnsi="Calibri"/>
+          <w:b/>
+          <w:color w:val="0F172A"/>
+          <w:sz w:val="22"/>
+        </w:rPr>
+        <w:t>Responsibilities:</w:t>
+      </w:r>
+      <w:r>
+        <w:rPr>
+          <w:rFonts w:ascii="Calibri" w:hAnsi="Calibri"/>
+          <w:color w:val="334155"/>
+          <w:sz w:val="22"/>
+        </w:rPr>
+        <w:t xml:space="preserve"> Spatial polygon indexing (ST_Contains, ST_DWithin) for fast geofencing. Node-and-edge road network graph storage for OR-Tools routing. Real-time shelter occupancy tracking and proximity search queries.</w:t>
+      </w:r>
+    </w:p>
+    <w:p>
+      <w:pPr>
+        <w:spacing w:before="360" w:after="120"/>
+      </w:pPr>
+      <w:r>
+        <w:rPr>
+          <w:rFonts w:ascii="Arial" w:hAnsi="Arial"/>
+          <w:b/>
+          <w:color w:val="0F172A"/>
+          <w:sz w:val="32"/>
+        </w:rPr>
+        <w:t>4. Core Research Strategy: Track C + Track D Synergy</w:t>
       </w:r>
     </w:p>
     <w:p>
@@ -741,7 +983,7 @@
           <w:color w:val="0F172A"/>
           <w:sz w:val="22"/>
         </w:rPr>
-        <w:t>Technology:</w:t>
+        <w:t>Description:</w:t>
       </w:r>
       <w:r>
         <w:rPr>
@@ -749,30 +991,7 @@
           <w:color w:val="334155"/>
           <w:sz w:val="22"/>
         </w:rPr>
-        <w:t xml:space="preserve"> Framework: PyTorch Geometric (PyG) using Graph Attention Networks (GAT) or Temporal GNNs.</w:t>
-      </w:r>
-    </w:p>
-    <w:p>
-      <w:pPr>
-        <w:pStyle w:val="ListBullet"/>
-        <w:spacing w:after="60" w:line="276" w:lineRule="auto"/>
-      </w:pPr>
-      <w:r>
-        <w:rPr>
-          <w:rFonts w:ascii="Calibri" w:hAnsi="Calibri"/>
-          <w:b/>
-          <w:color w:val="0F172A"/>
-          <w:sz w:val="22"/>
-        </w:rPr>
-        <w:t>Function:</w:t>
-      </w:r>
-      <w:r>
-        <w:rPr>
-          <w:rFonts w:ascii="Calibri" w:hAnsi="Calibri"/>
-          <w:color w:val="334155"/>
-          <w:sz w:val="22"/>
-        </w:rPr>
-        <w:t xml:space="preserve"> Models geographic regions as graph nodes and historical disaster triggers as graph edges. Predicts secondary chain-reaction hazards with 6–12 hours of lead time (e.g., Heavy Rainfall + Saturated Soil → 88% Landslide probability).</w:t>
+        <w:t xml:space="preserve"> PyTorch Geometric GNN modeling geographic zones as nodes and hazard relationships as edges. Predicts secondary disasters with 6–12 hour lead times.</w:t>
       </w:r>
     </w:p>
     <w:p>
@@ -801,7 +1020,7 @@
           <w:color w:val="0F172A"/>
           <w:sz w:val="22"/>
         </w:rPr>
-        <w:t>Technology:</w:t>
+        <w:t>Description:</w:t>
       </w:r>
       <w:r>
         <w:rPr>
@@ -809,30 +1028,7 @@
           <w:color w:val="334155"/>
           <w:sz w:val="22"/>
         </w:rPr>
-        <w:t xml:space="preserve"> Google OR-Tools and NetworkX graph solvers.</w:t>
-      </w:r>
-    </w:p>
-    <w:p>
-      <w:pPr>
-        <w:pStyle w:val="ListBullet"/>
-        <w:spacing w:after="60" w:line="276" w:lineRule="auto"/>
-      </w:pPr>
-      <w:r>
-        <w:rPr>
-          <w:rFonts w:ascii="Calibri" w:hAnsi="Calibri"/>
-          <w:b/>
-          <w:color w:val="0F172A"/>
-          <w:sz w:val="22"/>
-        </w:rPr>
-        <w:t>Function:</w:t>
-      </w:r>
-      <w:r>
-        <w:rPr>
-          <w:rFonts w:ascii="Calibri" w:hAnsi="Calibri"/>
-          <w:color w:val="334155"/>
-          <w:sz w:val="22"/>
-        </w:rPr>
-        <w:t xml:space="preserve"> Ingests real-time OpenStreetMap road networks and applies heavy travel penalties to roads passing through GNN-predicted hazard zones. Dynamically calculates shortest and safest paths to active relief shelters.</w:t>
+        <w:t xml:space="preserve"> Google OR-Tools dynamic solver applying travel penalties to GNN-flagged hazard roads and calculating shortest safe routes to shelters.</w:t>
       </w:r>
     </w:p>
     <w:p>
@@ -846,7 +1042,7 @@
           <w:color w:val="0F172A"/>
           <w:sz w:val="32"/>
         </w:rPr>
-        <w:t>4. Dual User Role Architecture</w:t>
+        <w:t>5. Dual User Role Architecture</w:t>
       </w:r>
     </w:p>
     <w:p>
@@ -875,29 +1071,6 @@
           <w:color w:val="0F172A"/>
           <w:sz w:val="22"/>
         </w:rPr>
-        <w:t>Target Users:</w:t>
-      </w:r>
-      <w:r>
-        <w:rPr>
-          <w:rFonts w:ascii="Calibri" w:hAnsi="Calibri"/>
-          <w:color w:val="334155"/>
-          <w:sz w:val="22"/>
-        </w:rPr>
-        <w:t xml:space="preserve"> Disaster Management Officers, District Collectors, Emergency Response Teams.</w:t>
-      </w:r>
-    </w:p>
-    <w:p>
-      <w:pPr>
-        <w:pStyle w:val="ListBullet"/>
-        <w:spacing w:after="60" w:line="276" w:lineRule="auto"/>
-      </w:pPr>
-      <w:r>
-        <w:rPr>
-          <w:rFonts w:ascii="Calibri" w:hAnsi="Calibri"/>
-          <w:b/>
-          <w:color w:val="0F172A"/>
-          <w:sz w:val="22"/>
-        </w:rPr>
         <w:t>Key Capabilities:</w:t>
       </w:r>
       <w:r>
@@ -906,7 +1079,7 @@
           <w:color w:val="334155"/>
           <w:sz w:val="22"/>
         </w:rPr>
-        <w:t xml:space="preserve"> Master GIS risk heatmaps, real-time GNN cascade risk monitoring, scenario simulation controls (e.g., 'What if rainfall hits 180mm?'), shelter capacity management, and emergency broadcast dispatchers.</w:t>
+        <w:t xml:space="preserve"> Master GIS risk heatmaps, scenario simulator controls ('What-if' rainfall testing), shelter capacity management, and emergency broadcast trigger.</w:t>
       </w:r>
     </w:p>
     <w:p>
@@ -935,29 +1108,6 @@
           <w:color w:val="0F172A"/>
           <w:sz w:val="22"/>
         </w:rPr>
-        <w:t>Target Users:</w:t>
-      </w:r>
-      <w:r>
-        <w:rPr>
-          <w:rFonts w:ascii="Calibri" w:hAnsi="Calibri"/>
-          <w:color w:val="334155"/>
-          <w:sz w:val="22"/>
-        </w:rPr>
-        <w:t xml:space="preserve"> Residents and citizens in vulnerable or disaster-struck areas.</w:t>
-      </w:r>
-    </w:p>
-    <w:p>
-      <w:pPr>
-        <w:pStyle w:val="ListBullet"/>
-        <w:spacing w:after="60" w:line="276" w:lineRule="auto"/>
-      </w:pPr>
-      <w:r>
-        <w:rPr>
-          <w:rFonts w:ascii="Calibri" w:hAnsi="Calibri"/>
-          <w:b/>
-          <w:color w:val="0F172A"/>
-          <w:sz w:val="22"/>
-        </w:rPr>
         <w:t>Key Capabilities:</w:t>
       </w:r>
       <w:r>
@@ -966,492 +1116,8 @@
           <w:color w:val="334155"/>
           <w:sz w:val="22"/>
         </w:rPr>
-        <w:t xml:space="preserve"> Turn-by-turn dynamic evacuation routing to open shelters avoiding hazard zones, high-priority emergency notifications breaking through silent mode, one-tap SOS emergency broadcast, and offline map caching.</w:t>
+        <w:t xml:space="preserve"> Turn-by-turn navigation avoiding hazard zones, high-priority push alerts, one-tap SOS emergency broadcast, and offline SQLite map caching.</w:t>
       </w:r>
-    </w:p>
-    <w:p>
-      <w:pPr>
-        <w:spacing w:before="360" w:after="120"/>
-      </w:pPr>
-      <w:r>
-        <w:rPr>
-          <w:rFonts w:ascii="Arial" w:hAnsi="Arial"/>
-          <w:b/>
-          <w:color w:val="0F172A"/>
-          <w:sz w:val="32"/>
-        </w:rPr>
-        <w:t>5. Technology Stack Specifications</w:t>
-      </w:r>
-    </w:p>
-    <w:tbl>
-      <w:tblPr>
-        <w:tblW w:type="auto" w:w="0"/>
-        <w:jc w:val="center"/>
-        <w:tblLook w:firstColumn="1" w:firstRow="1" w:lastColumn="0" w:lastRow="0" w:noHBand="0" w:noVBand="1" w:val="04A0"/>
-      </w:tblPr>
-      <w:tblGrid>
-        <w:gridCol w:w="3120"/>
-        <w:gridCol w:w="3120"/>
-        <w:gridCol w:w="3120"/>
-      </w:tblGrid>
-      <w:tr>
-        <w:tc>
-          <w:tcPr>
-            <w:tcW w:type="dxa" w:w="3120"/>
-            <w:shd w:fill="0F172A"/>
-          </w:tcPr>
-          <w:p>
-            <w:r>
-              <w:rPr>
-                <w:rFonts w:ascii="Arial" w:hAnsi="Arial"/>
-                <w:b/>
-                <w:color w:val="FFFFFF"/>
-                <w:sz w:val="20"/>
-              </w:rPr>
-              <w:t>Layer</w:t>
-            </w:r>
-          </w:p>
-        </w:tc>
-        <w:tc>
-          <w:tcPr>
-            <w:tcW w:type="dxa" w:w="3120"/>
-            <w:shd w:fill="0F172A"/>
-          </w:tcPr>
-          <w:p>
-            <w:r>
-              <w:rPr>
-                <w:rFonts w:ascii="Arial" w:hAnsi="Arial"/>
-                <w:b/>
-                <w:color w:val="FFFFFF"/>
-                <w:sz w:val="20"/>
-              </w:rPr>
-              <w:t>Technology Package</w:t>
-            </w:r>
-          </w:p>
-        </w:tc>
-        <w:tc>
-          <w:tcPr>
-            <w:tcW w:type="dxa" w:w="3120"/>
-            <w:shd w:fill="0F172A"/>
-          </w:tcPr>
-          <w:p>
-            <w:r>
-              <w:rPr>
-                <w:rFonts w:ascii="Arial" w:hAnsi="Arial"/>
-                <w:b/>
-                <w:color w:val="FFFFFF"/>
-                <w:sz w:val="20"/>
-              </w:rPr>
-              <w:t>Primary Purpose</w:t>
-            </w:r>
-          </w:p>
-        </w:tc>
-      </w:tr>
-      <w:tr>
-        <w:tc>
-          <w:tcPr>
-            <w:tcW w:type="dxa" w:w="3120"/>
-            <w:shd w:fill="F8FAFC"/>
-          </w:tcPr>
-          <w:p>
-            <w:r>
-              <w:rPr>
-                <w:rFonts w:ascii="Calibri" w:hAnsi="Calibri"/>
-                <w:color w:val="0F172A"/>
-                <w:sz w:val="20"/>
-              </w:rPr>
-              <w:t>Mobile App Frontend</w:t>
-            </w:r>
-          </w:p>
-        </w:tc>
-        <w:tc>
-          <w:tcPr>
-            <w:tcW w:type="dxa" w:w="3120"/>
-            <w:shd w:fill="F8FAFC"/>
-          </w:tcPr>
-          <w:p>
-            <w:r>
-              <w:rPr>
-                <w:rFonts w:ascii="Calibri" w:hAnsi="Calibri"/>
-                <w:color w:val="0F172A"/>
-                <w:sz w:val="20"/>
-              </w:rPr>
-              <w:t>React Native (Expo) + TypeScript</w:t>
-            </w:r>
-          </w:p>
-        </w:tc>
-        <w:tc>
-          <w:tcPr>
-            <w:tcW w:type="dxa" w:w="3120"/>
-            <w:shd w:fill="F8FAFC"/>
-          </w:tcPr>
-          <w:p>
-            <w:r>
-              <w:rPr>
-                <w:rFonts w:ascii="Calibri" w:hAnsi="Calibri"/>
-                <w:color w:val="0F172A"/>
-                <w:sz w:val="20"/>
-              </w:rPr>
-              <w:t>Cross-platform Android &amp; iOS mobile application</w:t>
-            </w:r>
-          </w:p>
-        </w:tc>
-      </w:tr>
-      <w:tr>
-        <w:tc>
-          <w:tcPr>
-            <w:tcW w:type="dxa" w:w="3120"/>
-            <w:shd w:fill="FFFFFF"/>
-          </w:tcPr>
-          <w:p>
-            <w:r>
-              <w:rPr>
-                <w:rFonts w:ascii="Calibri" w:hAnsi="Calibri"/>
-                <w:color w:val="0F172A"/>
-                <w:sz w:val="20"/>
-              </w:rPr>
-              <w:t>Maps &amp; GIS Rendering</w:t>
-            </w:r>
-          </w:p>
-        </w:tc>
-        <w:tc>
-          <w:tcPr>
-            <w:tcW w:type="dxa" w:w="3120"/>
-            <w:shd w:fill="FFFFFF"/>
-          </w:tcPr>
-          <w:p>
-            <w:r>
-              <w:rPr>
-                <w:rFonts w:ascii="Calibri" w:hAnsi="Calibri"/>
-                <w:color w:val="0F172A"/>
-                <w:sz w:val="20"/>
-              </w:rPr>
-              <w:t>react-native-maps / @rnmapbox/maps</w:t>
-            </w:r>
-          </w:p>
-        </w:tc>
-        <w:tc>
-          <w:tcPr>
-            <w:tcW w:type="dxa" w:w="3120"/>
-            <w:shd w:fill="FFFFFF"/>
-          </w:tcPr>
-          <w:p>
-            <w:r>
-              <w:rPr>
-                <w:rFonts w:ascii="Calibri" w:hAnsi="Calibri"/>
-                <w:color w:val="0F172A"/>
-                <w:sz w:val="20"/>
-              </w:rPr>
-              <w:t>Interactive hazard polygon overlays &amp; route polylines</w:t>
-            </w:r>
-          </w:p>
-        </w:tc>
-      </w:tr>
-      <w:tr>
-        <w:tc>
-          <w:tcPr>
-            <w:tcW w:type="dxa" w:w="3120"/>
-            <w:shd w:fill="F8FAFC"/>
-          </w:tcPr>
-          <w:p>
-            <w:r>
-              <w:rPr>
-                <w:rFonts w:ascii="Calibri" w:hAnsi="Calibri"/>
-                <w:color w:val="0F172A"/>
-                <w:sz w:val="20"/>
-              </w:rPr>
-              <w:t>Hardware Services</w:t>
-            </w:r>
-          </w:p>
-        </w:tc>
-        <w:tc>
-          <w:tcPr>
-            <w:tcW w:type="dxa" w:w="3120"/>
-            <w:shd w:fill="F8FAFC"/>
-          </w:tcPr>
-          <w:p>
-            <w:r>
-              <w:rPr>
-                <w:rFonts w:ascii="Calibri" w:hAnsi="Calibri"/>
-                <w:color w:val="0F172A"/>
-                <w:sz w:val="20"/>
-              </w:rPr>
-              <w:t>expo-location + expo-notifications</w:t>
-            </w:r>
-          </w:p>
-        </w:tc>
-        <w:tc>
-          <w:tcPr>
-            <w:tcW w:type="dxa" w:w="3120"/>
-            <w:shd w:fill="F8FAFC"/>
-          </w:tcPr>
-          <w:p>
-            <w:r>
-              <w:rPr>
-                <w:rFonts w:ascii="Calibri" w:hAnsi="Calibri"/>
-                <w:color w:val="0F172A"/>
-                <w:sz w:val="20"/>
-              </w:rPr>
-              <w:t>High-accuracy GPS location &amp; high-priority push alerts</w:t>
-            </w:r>
-          </w:p>
-        </w:tc>
-      </w:tr>
-      <w:tr>
-        <w:tc>
-          <w:tcPr>
-            <w:tcW w:type="dxa" w:w="3120"/>
-            <w:shd w:fill="FFFFFF"/>
-          </w:tcPr>
-          <w:p>
-            <w:r>
-              <w:rPr>
-                <w:rFonts w:ascii="Calibri" w:hAnsi="Calibri"/>
-                <w:color w:val="0F172A"/>
-                <w:sz w:val="20"/>
-              </w:rPr>
-              <w:t>Offline Storage</w:t>
-            </w:r>
-          </w:p>
-        </w:tc>
-        <w:tc>
-          <w:tcPr>
-            <w:tcW w:type="dxa" w:w="3120"/>
-            <w:shd w:fill="FFFFFF"/>
-          </w:tcPr>
-          <w:p>
-            <w:r>
-              <w:rPr>
-                <w:rFonts w:ascii="Calibri" w:hAnsi="Calibri"/>
-                <w:color w:val="0F172A"/>
-                <w:sz w:val="20"/>
-              </w:rPr>
-              <w:t>expo-sqlite / react-native-mmkv</w:t>
-            </w:r>
-          </w:p>
-        </w:tc>
-        <w:tc>
-          <w:tcPr>
-            <w:tcW w:type="dxa" w:w="3120"/>
-            <w:shd w:fill="FFFFFF"/>
-          </w:tcPr>
-          <w:p>
-            <w:r>
-              <w:rPr>
-                <w:rFonts w:ascii="Calibri" w:hAnsi="Calibri"/>
-                <w:color w:val="0F172A"/>
-                <w:sz w:val="20"/>
-              </w:rPr>
-              <w:t>Local map caching &amp; shelter directory for offline emergency mode</w:t>
-            </w:r>
-          </w:p>
-        </w:tc>
-      </w:tr>
-      <w:tr>
-        <w:tc>
-          <w:tcPr>
-            <w:tcW w:type="dxa" w:w="3120"/>
-            <w:shd w:fill="F8FAFC"/>
-          </w:tcPr>
-          <w:p>
-            <w:r>
-              <w:rPr>
-                <w:rFonts w:ascii="Calibri" w:hAnsi="Calibri"/>
-                <w:color w:val="0F172A"/>
-                <w:sz w:val="20"/>
-              </w:rPr>
-              <w:t>Backend API Server</w:t>
-            </w:r>
-          </w:p>
-        </w:tc>
-        <w:tc>
-          <w:tcPr>
-            <w:tcW w:type="dxa" w:w="3120"/>
-            <w:shd w:fill="F8FAFC"/>
-          </w:tcPr>
-          <w:p>
-            <w:r>
-              <w:rPr>
-                <w:rFonts w:ascii="Calibri" w:hAnsi="Calibri"/>
-                <w:color w:val="0F172A"/>
-                <w:sz w:val="20"/>
-              </w:rPr>
-              <w:t>Python FastAPI + Uvicorn</w:t>
-            </w:r>
-          </w:p>
-        </w:tc>
-        <w:tc>
-          <w:tcPr>
-            <w:tcW w:type="dxa" w:w="3120"/>
-            <w:shd w:fill="F8FAFC"/>
-          </w:tcPr>
-          <w:p>
-            <w:r>
-              <w:rPr>
-                <w:rFonts w:ascii="Calibri" w:hAnsi="Calibri"/>
-                <w:color w:val="0F172A"/>
-                <w:sz w:val="20"/>
-              </w:rPr>
-              <w:t>Asynchronous REST API server connecting mobile app to AI engines</w:t>
-            </w:r>
-          </w:p>
-        </w:tc>
-      </w:tr>
-      <w:tr>
-        <w:tc>
-          <w:tcPr>
-            <w:tcW w:type="dxa" w:w="3120"/>
-            <w:shd w:fill="FFFFFF"/>
-          </w:tcPr>
-          <w:p>
-            <w:r>
-              <w:rPr>
-                <w:rFonts w:ascii="Calibri" w:hAnsi="Calibri"/>
-                <w:color w:val="0F172A"/>
-                <w:sz w:val="20"/>
-              </w:rPr>
-              <w:t>Machine Learning Engine</w:t>
-            </w:r>
-          </w:p>
-        </w:tc>
-        <w:tc>
-          <w:tcPr>
-            <w:tcW w:type="dxa" w:w="3120"/>
-            <w:shd w:fill="FFFFFF"/>
-          </w:tcPr>
-          <w:p>
-            <w:r>
-              <w:rPr>
-                <w:rFonts w:ascii="Calibri" w:hAnsi="Calibri"/>
-                <w:color w:val="0F172A"/>
-                <w:sz w:val="20"/>
-              </w:rPr>
-              <w:t>PyTorch Geometric (PyG)</w:t>
-            </w:r>
-          </w:p>
-        </w:tc>
-        <w:tc>
-          <w:tcPr>
-            <w:tcW w:type="dxa" w:w="3120"/>
-            <w:shd w:fill="FFFFFF"/>
-          </w:tcPr>
-          <w:p>
-            <w:r>
-              <w:rPr>
-                <w:rFonts w:ascii="Calibri" w:hAnsi="Calibri"/>
-                <w:color w:val="0F172A"/>
-                <w:sz w:val="20"/>
-              </w:rPr>
-              <w:t>Graph Neural Network for multi-hazard disaster cascade prediction</w:t>
-            </w:r>
-          </w:p>
-        </w:tc>
-      </w:tr>
-      <w:tr>
-        <w:tc>
-          <w:tcPr>
-            <w:tcW w:type="dxa" w:w="3120"/>
-            <w:shd w:fill="F8FAFC"/>
-          </w:tcPr>
-          <w:p>
-            <w:r>
-              <w:rPr>
-                <w:rFonts w:ascii="Calibri" w:hAnsi="Calibri"/>
-                <w:color w:val="0F172A"/>
-                <w:sz w:val="20"/>
-              </w:rPr>
-              <w:t>Optimization Engine</w:t>
-            </w:r>
-          </w:p>
-        </w:tc>
-        <w:tc>
-          <w:tcPr>
-            <w:tcW w:type="dxa" w:w="3120"/>
-            <w:shd w:fill="F8FAFC"/>
-          </w:tcPr>
-          <w:p>
-            <w:r>
-              <w:rPr>
-                <w:rFonts w:ascii="Calibri" w:hAnsi="Calibri"/>
-                <w:color w:val="0F172A"/>
-                <w:sz w:val="20"/>
-              </w:rPr>
-              <w:t>Google OR-Tools / NetworkX</w:t>
-            </w:r>
-          </w:p>
-        </w:tc>
-        <w:tc>
-          <w:tcPr>
-            <w:tcW w:type="dxa" w:w="3120"/>
-            <w:shd w:fill="F8FAFC"/>
-          </w:tcPr>
-          <w:p>
-            <w:r>
-              <w:rPr>
-                <w:rFonts w:ascii="Calibri" w:hAnsi="Calibri"/>
-                <w:color w:val="0F172A"/>
-                <w:sz w:val="20"/>
-              </w:rPr>
-              <w:t>Dynamic hazard-avoiding route pathfinding solver</w:t>
-            </w:r>
-          </w:p>
-        </w:tc>
-      </w:tr>
-      <w:tr>
-        <w:tc>
-          <w:tcPr>
-            <w:tcW w:type="dxa" w:w="3120"/>
-            <w:shd w:fill="FFFFFF"/>
-          </w:tcPr>
-          <w:p>
-            <w:r>
-              <w:rPr>
-                <w:rFonts w:ascii="Calibri" w:hAnsi="Calibri"/>
-                <w:color w:val="0F172A"/>
-                <w:sz w:val="20"/>
-              </w:rPr>
-              <w:t>Spatial Database</w:t>
-            </w:r>
-          </w:p>
-        </w:tc>
-        <w:tc>
-          <w:tcPr>
-            <w:tcW w:type="dxa" w:w="3120"/>
-            <w:shd w:fill="FFFFFF"/>
-          </w:tcPr>
-          <w:p>
-            <w:r>
-              <w:rPr>
-                <w:rFonts w:ascii="Calibri" w:hAnsi="Calibri"/>
-                <w:color w:val="0F172A"/>
-                <w:sz w:val="20"/>
-              </w:rPr>
-              <w:t>PostgreSQL + PostGIS Extension</w:t>
-            </w:r>
-          </w:p>
-        </w:tc>
-        <w:tc>
-          <w:tcPr>
-            <w:tcW w:type="dxa" w:w="3120"/>
-            <w:shd w:fill="FFFFFF"/>
-          </w:tcPr>
-          <w:p>
-            <w:r>
-              <w:rPr>
-                <w:rFonts w:ascii="Calibri" w:hAnsi="Calibri"/>
-                <w:color w:val="0F172A"/>
-                <w:sz w:val="20"/>
-              </w:rPr>
-              <w:t>Spatial geofencing, hazard polygon storage &amp; road graphs</w:t>
-            </w:r>
-          </w:p>
-        </w:tc>
-      </w:tr>
-    </w:tbl>
-    <w:p>
-      <w:pPr>
-        <w:spacing w:after="240"/>
-      </w:pPr>
     </w:p>
     <w:p>
       <w:pPr>
@@ -1469,19 +1135,6 @@
     </w:p>
     <w:p>
       <w:pPr>
-        <w:spacing w:after="80" w:line="276" w:lineRule="auto"/>
-      </w:pPr>
-      <w:r>
-        <w:rPr>
-          <w:rFonts w:ascii="Calibri" w:hAnsi="Calibri"/>
-          <w:color w:val="334155"/>
-          <w:sz w:val="22"/>
-        </w:rPr>
-        <w:t>The complete project codebase layout has been created inside d:\College\Github\cham_cham with functional component annotations:</w:t>
-      </w:r>
-    </w:p>
-    <w:p>
-      <w:pPr>
         <w:spacing w:before="120" w:after="240"/>
       </w:pPr>
       <w:r>
@@ -1494,65 +1147,65 @@
         <w:br/>
         <w:t>├── backend-server/                          # PYTHON ML &amp; BACKEND SERVER</w:t>
         <w:br/>
-        <w:t>│   ├── ml_engine/                           # [ML ENGINE - Machine Learning &amp; AI]</w:t>
+        <w:t>│   ├── ml_engine/                           # [PILLAR 2: ML ENGINE - Machine Learning]</w:t>
         <w:br/>
-        <w:t>│   │   ├── models/                          # [ML Engine] GNN Architecture &amp; Weights (gnn_cascade_model.py)</w:t>
+        <w:t>│   │   ├── models/                          # GNN Architecture &amp; Weights (gnn_cascade_model.py)</w:t>
         <w:br/>
-        <w:t>│   │   ├── training/                        # [ML Engine] Training &amp; Evaluation Scripts (train_cascade_gnn.py)</w:t>
+        <w:t>│   │   ├── training/                        # Training &amp; Evaluation Scripts (train_cascade_gnn.py)</w:t>
         <w:br/>
-        <w:t>│   │   └── feature_engineering/             # [ML Engine] Preprocessing &amp; Graph Builders (build_hazard_graph.py)</w:t>
+        <w:t>│   │   └── feature_engineering/             # Feature Extraction &amp; Graph Construction (build_hazard_graph.py)</w:t>
         <w:br/>
-        <w:t>│   ├── optimization/                        # [OPTIMIZATION ENGINE - Route Calculation]</w:t>
+        <w:t>│   ├── optimization/                        # [PILLAR 3: OPTIMIZATION ENGINE]</w:t>
         <w:br/>
-        <w:t>│   │   ├── route_optimizer.py               # [Optimization] Google OR-Tools Dynamic Pathfinding Solver</w:t>
+        <w:t>│   │   ├── route_optimizer.py               # Google OR-Tools Dynamic Pathfinding Solver</w:t>
         <w:br/>
-        <w:t>│   │   └── hazard_avoidance.py              # [Optimization] Hazard Penalty Weighting Logic</w:t>
+        <w:t>│   │   └── hazard_avoidance.py              # Hazard Penalty Weighting Logic</w:t>
         <w:br/>
-        <w:t>│   ├── data_pipeline/                       # [GIS &amp; DATA PIPELINE - Data Processing]</w:t>
+        <w:t>│   ├── data_pipeline/                       # [PILLAR 3: DATA PIPELINE]</w:t>
         <w:br/>
-        <w:t>│   │   ├── historical_disasters/            # [Data Pipeline] EM-DAT &amp; NDMA Historical Datasets</w:t>
+        <w:t>│   │   ├── historical_disasters/            # EM-DAT &amp; NDMA Historical Datasets</w:t>
         <w:br/>
-        <w:t>│   │   ├── weather_ingestion.py             # [Data Pipeline] IMD &amp; CWC Live Data Scrapers</w:t>
+        <w:t>│   │   ├── weather_ingestion.py             # IMD &amp; CWC Live Data Scrapers</w:t>
         <w:br/>
-        <w:t>│   │   └── osm_road_networks/               # [GIS Data] OpenStreetMap Road Network Graphs</w:t>
+        <w:t>│   │   └── osm_road_networks/               # OpenStreetMap Road Network Graphs</w:t>
         <w:br/>
-        <w:t>│   ├── api/                                 # [BACKEND API SERVICES - Server Endpoints]</w:t>
+        <w:t>│   ├── api/                                 # [PILLAR 3: BACKEND API SERVICES]</w:t>
         <w:br/>
-        <w:t>│   │   ├── main.py                          # [Backend API] FastAPI Application Entry Point</w:t>
+        <w:t>│   │   ├── main.py                          # FastAPI Application Entry Point</w:t>
         <w:br/>
-        <w:t>│   │   ├── routes/                          # [Backend API] HTTP Endpoints (predict, evacuation, shelters)</w:t>
+        <w:t>│   │   ├── routes/                          # HTTP Endpoints (predict, evacuation, shelters)</w:t>
         <w:br/>
-        <w:t>│   │   └── schemas/                         # [Backend API] Pydantic JSON Validation Schemas</w:t>
+        <w:t>│   │   └── schemas/                         # Pydantic JSON Validation Schemas</w:t>
         <w:br/>
-        <w:t>│   ├── database/                            # [DATABASE &amp; SPATIAL GIS LAYER]</w:t>
+        <w:t>│   ├── database/                            # [PILLAR 4: SPATIAL DATABASE LAYER]</w:t>
         <w:br/>
-        <w:t>│   │   ├── db_config.py                     # [Database] PostgreSQL + PostGIS Configuration</w:t>
+        <w:t>│   │   ├── db_config.py                     # PostgreSQL + PostGIS Configuration</w:t>
         <w:br/>
-        <w:t>│   │   └── spatial_queries.py               # [GIS Layer] Geofencing &amp; Spatial Polygon Matching</w:t>
+        <w:t>│   │   └── spatial_queries.py               # Spatial Indexing &amp; Polygon Matching</w:t>
         <w:br/>
-        <w:t>│   └── requirements.txt                     # [Dependencies] Python Library Manifest</w:t>
+        <w:t>│   └── requirements.txt                     # Python Library Manifest</w:t>
         <w:br/>
         <w:t>│</w:t>
         <w:br/>
         <w:t>└── mobile-app/                              # REACT NATIVE MOBILE APPLICATION</w:t>
         <w:br/>
-        <w:t xml:space="preserve">    ├── package.json                         # [Dependencies] npm package manifest</w:t>
+        <w:t xml:space="preserve">    ├── package.json                         # npm package manifest</w:t>
         <w:br/>
-        <w:t xml:space="preserve">    ├── App.tsx                              # [App Entry] Main React Native Entry Point</w:t>
+        <w:t xml:space="preserve">    ├── App.tsx                              # Main React Native Entry Point</w:t>
         <w:br/>
         <w:t xml:space="preserve">    └── src/</w:t>
         <w:br/>
-        <w:t xml:space="preserve">        ├── components/                      # [MOBILE UI - Reusable Widgets] (HazardMap, ShelterCard, AlertBanner)</w:t>
+        <w:t xml:space="preserve">        ├── components/                      # [PILLAR 1: MOBILE UI] (HazardMap, ShelterCard, AlertBanner)</w:t>
         <w:br/>
-        <w:t xml:space="preserve">        ├── screens/                         # [MOBILE UI - Application Views] (MapScreen, AlertsScreen, SOSScreen)</w:t>
+        <w:t xml:space="preserve">        ├── screens/                         # [PILLAR 1: MOBILE UI] (MapScreen, AlertsScreen, SOSScreen)</w:t>
         <w:br/>
-        <w:t xml:space="preserve">        ├── services/                        # [NATIVE HARDWARE &amp; SERVICES] (api.ts, locationService, notificationService)</w:t>
+        <w:t xml:space="preserve">        ├── services/                        # [PILLAR 1: NATIVE SERVICES] (api.ts, location, notifications)</w:t>
         <w:br/>
-        <w:t xml:space="preserve">        ├── store/                           # [STATE MANAGEMENT] (useDisasterStore.ts)</w:t>
+        <w:t xml:space="preserve">        ├── store/                           # [PILLAR 1: STATE MANAGEMENT] (useDisasterStore.ts)</w:t>
         <w:br/>
-        <w:t xml:space="preserve">        ├── navigation/                      # [MOBILE NAVIGATION] (AppNavigator.tsx)</w:t>
+        <w:t xml:space="preserve">        ├── navigation/                      # [PILLAR 1: NAVIGATION] (AppNavigator.tsx)</w:t>
         <w:br/>
-        <w:t xml:space="preserve">        └── types/                           # [TYPESCRIPT DEFINITIONS] (index.ts)</w:t>
+        <w:t xml:space="preserve">        └── types/                           # [PILLAR 1: TYPESCRIPT DEFINITIONS] (index.ts)</w:t>
       </w:r>
     </w:p>
     <w:p>
@@ -1581,7 +1234,7 @@
           <w:color w:val="0F172A"/>
           <w:sz w:val="22"/>
         </w:rPr>
-        <w:t>Phase 1: Backend &amp; ML Engine (Weeks 1–3) —</w:t>
+        <w:t>Phase 1: Backend, ML &amp; Database (Weeks 1–3) —</w:t>
       </w:r>
       <w:r>
         <w:rPr>
@@ -1589,7 +1242,7 @@
           <w:color w:val="334155"/>
           <w:sz w:val="22"/>
         </w:rPr>
-        <w:t xml:space="preserve"> Ingest historical disaster records (EM-DAT / NDMA) and OpenStreetMap road graphs. Construct PyTorch Geometric graph dataset and train baseline GNN Cascade model. Implement Google OR-Tools dynamic route solver with hazard edge weighting.</w:t>
+        <w:t xml:space="preserve"> Set up PostgreSQL/PostGIS spatial database and ingest OSM road graphs. Construct PyTorch Geometric graph dataset and train baseline GNN Cascade model. Implement Google OR-Tools dynamic route solver with hazard edge weighting.</w:t>
       </w:r>
     </w:p>
     <w:p>
@@ -1658,7 +1311,7 @@
           <w:color w:val="334155"/>
           <w:sz w:val="22"/>
         </w:rPr>
-        <w:t xml:space="preserve"> Simulate heavy rainfall scenarios in specific districts (e.g., Himachal Pradesh / Uttarakhand). Verify dynamic re-routing when new hazard zones pop up in real-time.</w:t>
+        <w:t xml:space="preserve"> Simulate heavy rainfall scenarios in specific districts. Verify dynamic re-routing when new hazard zones pop up in real-time.</w:t>
       </w:r>
     </w:p>
     <w:sectPr>
